--- a/edge_app/ATESTADO_FISICO_MENTAL_TEMPLATE.docx
+++ b/edge_app/ATESTADO_FISICO_MENTAL_TEMPLATE.docx
@@ -137,40 +137,45 @@
         </w:rPr>
         <w:t xml:space="preserve">ATESTO PARA OS DEVIDOS FINS, QUE O (A) </w:t>
       </w:r>
-      <w:proofErr w:type="gramStart"/>
       <w:r>
         <w:rPr>
           <w:rFonts w:ascii="Times New Roman" w:hAnsi="Times New Roman" w:cs="Times New Roman"/>
           <w:b/>
           <w:bCs/>
         </w:rPr>
-        <w:t>{{ nome</w:t>
-      </w:r>
-      <w:proofErr w:type="gramEnd"/>
+        <w:t>{{ nome }}</w:t>
+      </w:r>
       <w:r>
         <w:rPr>
           <w:rFonts w:ascii="Times New Roman" w:hAnsi="Times New Roman" w:cs="Times New Roman"/>
           <w:b/>
           <w:bCs/>
         </w:rPr>
-        <w:t xml:space="preserve"> }}</w:t>
+        <w:t xml:space="preserve"> </w:t>
+      </w:r>
+      <w:r>
+        <w:rPr>
+          <w:rFonts w:ascii="Times New Roman" w:hAnsi="Times New Roman" w:cs="Times New Roman"/>
+          <w:sz w:val="24"/>
+        </w:rPr>
+        <w:t xml:space="preserve">PORTADOR (A) DO RG </w:t>
       </w:r>
       <w:r>
         <w:rPr>
           <w:rFonts w:ascii="Times New Roman" w:hAnsi="Times New Roman" w:cs="Times New Roman"/>
           <w:b/>
           <w:bCs/>
-        </w:rPr>
-        <w:t xml:space="preserve"> </w:t>
-      </w:r>
-      <w:r>
-        <w:rPr>
-          <w:rFonts w:ascii="Times New Roman" w:hAnsi="Times New Roman" w:cs="Times New Roman"/>
-          <w:sz w:val="24"/>
-        </w:rPr>
-        <w:t xml:space="preserve">PORTADOR (A) DO RG </w:t>
-      </w:r>
-      <w:proofErr w:type="gramStart"/>
+          <w:sz w:val="24"/>
+        </w:rPr>
+        <w:t>{{ rg }}</w:t>
+      </w:r>
+      <w:r>
+        <w:rPr>
+          <w:rFonts w:ascii="Times New Roman" w:hAnsi="Times New Roman" w:cs="Times New Roman"/>
+          <w:sz w:val="24"/>
+        </w:rPr>
+        <w:t xml:space="preserve"> E CPF: </w:t>
+      </w:r>
       <w:r>
         <w:rPr>
           <w:rFonts w:ascii="Times New Roman" w:hAnsi="Times New Roman" w:cs="Times New Roman"/>
@@ -178,9 +183,15 @@
           <w:bCs/>
           <w:sz w:val="24"/>
         </w:rPr>
-        <w:t>{{ rg</w:t>
-      </w:r>
-      <w:proofErr w:type="gramEnd"/>
+        <w:t>{{ cpf }}</w:t>
+      </w:r>
+      <w:r>
+        <w:rPr>
+          <w:rFonts w:ascii="Times New Roman" w:hAnsi="Times New Roman" w:cs="Times New Roman"/>
+          <w:sz w:val="24"/>
+        </w:rPr>
+        <w:t xml:space="preserve"> GOZA DE BOA SAÚDE FÍSICA E MENTAL, NÃO APRESENTA SINAIS OU SINTOMAS DE DOENÇAS INFECTO CONTAGIOSAS. PORTANTO, ENCONTRA-SE APTO(A) PARA EXERCER SUAS ATIVIDADES NA </w:t>
+      </w:r>
       <w:r>
         <w:rPr>
           <w:rFonts w:ascii="Times New Roman" w:hAnsi="Times New Roman" w:cs="Times New Roman"/>
@@ -188,16 +199,15 @@
           <w:bCs/>
           <w:sz w:val="24"/>
         </w:rPr>
-        <w:t xml:space="preserve"> }}</w:t>
-      </w:r>
-      <w:r>
-        <w:rPr>
-          <w:rFonts w:ascii="Times New Roman" w:hAnsi="Times New Roman" w:cs="Times New Roman"/>
-          <w:sz w:val="24"/>
-        </w:rPr>
-        <w:t xml:space="preserve"> E CPF: </w:t>
-      </w:r>
-      <w:proofErr w:type="gramStart"/>
+        <w:t>{{ orgao_texto }}</w:t>
+      </w:r>
+      <w:r>
+        <w:rPr>
+          <w:rFonts w:ascii="Times New Roman" w:hAnsi="Times New Roman" w:cs="Times New Roman"/>
+          <w:sz w:val="24"/>
+        </w:rPr>
+        <w:t xml:space="preserve">, NO CARGO: </w:t>
+      </w:r>
       <w:r>
         <w:rPr>
           <w:rFonts w:ascii="Times New Roman" w:hAnsi="Times New Roman" w:cs="Times New Roman"/>
@@ -205,102 +215,7 @@
           <w:bCs/>
           <w:sz w:val="24"/>
         </w:rPr>
-        <w:t>{{ cpf</w:t>
-      </w:r>
-      <w:proofErr w:type="gramEnd"/>
-      <w:r>
-        <w:rPr>
-          <w:rFonts w:ascii="Times New Roman" w:hAnsi="Times New Roman" w:cs="Times New Roman"/>
-          <w:b/>
-          <w:bCs/>
-          <w:sz w:val="24"/>
-        </w:rPr>
-        <w:t xml:space="preserve"> }}</w:t>
-      </w:r>
-      <w:r>
-        <w:rPr>
-          <w:rFonts w:ascii="Times New Roman" w:hAnsi="Times New Roman" w:cs="Times New Roman"/>
-          <w:sz w:val="24"/>
-        </w:rPr>
-        <w:t xml:space="preserve"> GOZA DE BOA SAÚDE FÍSICA E MENTAL, NÃO APRESENTA SINAIS OU SINTOMAS DE DOENÇAS INFECTO CONTAGIOSAS. PORTANTO, ENCONTRA-SE APTO(A) PARA EXERCER SUAS ATIVIDADES NA </w:t>
-      </w:r>
-      <w:proofErr w:type="gramStart"/>
-      <w:r>
-        <w:rPr>
-          <w:rFonts w:ascii="Times New Roman" w:hAnsi="Times New Roman" w:cs="Times New Roman"/>
-          <w:b/>
-          <w:bCs/>
-          <w:sz w:val="24"/>
-        </w:rPr>
-        <w:t>{{ orgao</w:t>
-      </w:r>
-      <w:proofErr w:type="gramEnd"/>
-      <w:r>
-        <w:rPr>
-          <w:rFonts w:ascii="Times New Roman" w:hAnsi="Times New Roman" w:cs="Times New Roman"/>
-          <w:b/>
-          <w:bCs/>
-          <w:sz w:val="24"/>
-        </w:rPr>
-        <w:t>_</w:t>
-      </w:r>
-      <w:proofErr w:type="gramStart"/>
-      <w:r>
-        <w:rPr>
-          <w:rFonts w:ascii="Times New Roman" w:hAnsi="Times New Roman" w:cs="Times New Roman"/>
-          <w:b/>
-          <w:bCs/>
-          <w:sz w:val="24"/>
-        </w:rPr>
-        <w:t>texto }</w:t>
-      </w:r>
-      <w:proofErr w:type="gramEnd"/>
-      <w:r>
-        <w:rPr>
-          <w:rFonts w:ascii="Times New Roman" w:hAnsi="Times New Roman" w:cs="Times New Roman"/>
-          <w:b/>
-          <w:bCs/>
-          <w:sz w:val="24"/>
-        </w:rPr>
-        <w:t>}</w:t>
-      </w:r>
-      <w:r>
-        <w:rPr>
-          <w:rFonts w:ascii="Times New Roman" w:hAnsi="Times New Roman" w:cs="Times New Roman"/>
-          <w:sz w:val="24"/>
-        </w:rPr>
-        <w:t xml:space="preserve">, NO CARGO: </w:t>
-      </w:r>
-      <w:proofErr w:type="gramStart"/>
-      <w:r>
-        <w:rPr>
-          <w:rFonts w:ascii="Times New Roman" w:hAnsi="Times New Roman" w:cs="Times New Roman"/>
-          <w:b/>
-          <w:bCs/>
-          <w:sz w:val="24"/>
-        </w:rPr>
-        <w:t xml:space="preserve">{{ </w:t>
-      </w:r>
-      <w:proofErr w:type="spellStart"/>
-      <w:r>
-        <w:rPr>
-          <w:rFonts w:ascii="Times New Roman" w:hAnsi="Times New Roman" w:cs="Times New Roman"/>
-          <w:b/>
-          <w:bCs/>
-          <w:sz w:val="24"/>
-        </w:rPr>
-        <w:t>funcao</w:t>
-      </w:r>
-      <w:proofErr w:type="spellEnd"/>
-      <w:proofErr w:type="gramEnd"/>
-      <w:r>
-        <w:rPr>
-          <w:rFonts w:ascii="Times New Roman" w:hAnsi="Times New Roman" w:cs="Times New Roman"/>
-          <w:b/>
-          <w:bCs/>
-          <w:sz w:val="24"/>
-        </w:rPr>
-        <w:t xml:space="preserve"> }}</w:t>
+        <w:t>{{ funcao }}</w:t>
       </w:r>
       <w:r>
         <w:rPr>
@@ -331,11 +246,17 @@
       </w:pPr>
       <w:r>
         <w:rPr>
+          <w:b/>
+        </w:rPr>
+        <w:t>{{CIDADE, UF}}</w:t>
+      </w:r>
+      <w:r>
+        <w:rPr>
           <w:rFonts w:ascii="Times New Roman" w:hAnsi="Times New Roman" w:cs="Times New Roman"/>
           <w:b/>
           <w:bCs/>
         </w:rPr>
-        <w:t>BELÉM</w:t>
+        <w:t xml:space="preserve">, </w:t>
       </w:r>
       <w:r>
         <w:rPr>
@@ -343,77 +264,7 @@
           <w:b/>
           <w:bCs/>
         </w:rPr>
-        <w:t xml:space="preserve"> – </w:t>
-      </w:r>
-      <w:r>
-        <w:rPr>
-          <w:rFonts w:ascii="Times New Roman" w:hAnsi="Times New Roman" w:cs="Times New Roman"/>
-          <w:b/>
-          <w:bCs/>
-        </w:rPr>
-        <w:t>PA</w:t>
-      </w:r>
-      <w:r>
-        <w:rPr>
-          <w:rFonts w:ascii="Times New Roman" w:hAnsi="Times New Roman" w:cs="Times New Roman"/>
-          <w:b/>
-          <w:bCs/>
-        </w:rPr>
-        <w:t xml:space="preserve">, </w:t>
-      </w:r>
-      <w:proofErr w:type="gramStart"/>
-      <w:r>
-        <w:rPr>
-          <w:rFonts w:ascii="Times New Roman" w:hAnsi="Times New Roman" w:cs="Times New Roman"/>
-          <w:b/>
-          <w:bCs/>
-        </w:rPr>
-        <w:t xml:space="preserve">{{ </w:t>
-      </w:r>
-      <w:proofErr w:type="spellStart"/>
-      <w:r>
-        <w:rPr>
-          <w:rFonts w:ascii="Times New Roman" w:hAnsi="Times New Roman" w:cs="Times New Roman"/>
-          <w:b/>
-          <w:bCs/>
-        </w:rPr>
-        <w:t>data</w:t>
-      </w:r>
-      <w:proofErr w:type="gramEnd"/>
-      <w:r>
-        <w:rPr>
-          <w:rFonts w:ascii="Times New Roman" w:hAnsi="Times New Roman" w:cs="Times New Roman"/>
-          <w:b/>
-          <w:bCs/>
-        </w:rPr>
-        <w:t>_</w:t>
-      </w:r>
-      <w:proofErr w:type="gramStart"/>
-      <w:r>
-        <w:rPr>
-          <w:rFonts w:ascii="Times New Roman" w:hAnsi="Times New Roman" w:cs="Times New Roman"/>
-          <w:b/>
-          <w:bCs/>
-        </w:rPr>
-        <w:t>extenso</w:t>
-      </w:r>
-      <w:proofErr w:type="spellEnd"/>
-      <w:r>
-        <w:rPr>
-          <w:rFonts w:ascii="Times New Roman" w:hAnsi="Times New Roman" w:cs="Times New Roman"/>
-          <w:b/>
-          <w:bCs/>
-        </w:rPr>
-        <w:t xml:space="preserve"> }</w:t>
-      </w:r>
-      <w:proofErr w:type="gramEnd"/>
-      <w:r>
-        <w:rPr>
-          <w:rFonts w:ascii="Times New Roman" w:hAnsi="Times New Roman" w:cs="Times New Roman"/>
-          <w:b/>
-          <w:bCs/>
-        </w:rPr>
-        <w:t>}</w:t>
+        <w:t>{{ data_extenso }}</w:t>
       </w:r>
       <w:r>
         <w:rPr>
@@ -565,7 +416,52 @@
           <w:sz w:val="24"/>
           <w:szCs w:val="24"/>
         </w:rPr>
-        <w:t>DR. MARLON TEIXEIRA – CRM Nº 4480 – RQE Nº6041 PA</w:t>
+        <w:t>DR. MARLON TEIXEIRA –</w:t>
+      </w:r>
+      <w:r>
+        <w:rPr>
+          <w:rFonts w:cstheme="minorHAnsi"/>
+          <w:b/>
+          <w:sz w:val="24"/>
+          <w:szCs w:val="24"/>
+        </w:rPr>
+        <w:t xml:space="preserve"> {{</w:t>
+      </w:r>
+      <w:r>
+        <w:rPr>
+          <w:rFonts w:cstheme="minorHAnsi"/>
+          <w:b/>
+          <w:sz w:val="24"/>
+          <w:szCs w:val="24"/>
+        </w:rPr>
+        <w:t xml:space="preserve">informações </w:t>
+      </w:r>
+      <w:r>
+        <w:rPr>
+          <w:rFonts w:cstheme="minorHAnsi"/>
+          <w:b/>
+          <w:sz w:val="24"/>
+          <w:szCs w:val="24"/>
+        </w:rPr>
+        <w:t>do</w:t>
+      </w:r>
+      <w:r>
+        <w:rPr>
+          <w:rFonts w:cstheme="minorHAnsi"/>
+          <w:b/>
+          <w:sz w:val="24"/>
+          <w:szCs w:val="24"/>
+        </w:rPr>
+        <w:t xml:space="preserve"> dr</w:t>
+      </w:r>
+      <w:r>
+        <w:rPr>
+          <w:rFonts w:cstheme="minorHAnsi"/>
+          <w:b/>
+          <w:sz w:val="24"/>
+          <w:szCs w:val="24"/>
+        </w:rPr>
+        <w:t>}}</w:t>
       </w:r>
     </w:p>
     <w:p>
@@ -839,23 +735,13 @@
               </w:rPr>
               <w:t xml:space="preserve"> </w:t>
             </w:r>
-            <w:proofErr w:type="gramStart"/>
             <w:r>
               <w:rPr>
                 <w:rFonts w:ascii="Times New Roman" w:hAnsi="Times New Roman" w:cs="Times New Roman"/>
                 <w:b/>
                 <w:bCs/>
               </w:rPr>
-              <w:t>{{ nome</w:t>
-            </w:r>
-            <w:proofErr w:type="gramEnd"/>
-            <w:r>
-              <w:rPr>
-                <w:rFonts w:ascii="Times New Roman" w:hAnsi="Times New Roman" w:cs="Times New Roman"/>
-                <w:b/>
-                <w:bCs/>
-              </w:rPr>
-              <w:t xml:space="preserve"> }}</w:t>
+              <w:t>{{ nome }}</w:t>
             </w:r>
           </w:p>
         </w:tc>
@@ -986,23 +872,13 @@
                 <w:bCs/>
               </w:rPr>
             </w:pPr>
-            <w:proofErr w:type="gramStart"/>
             <w:r>
               <w:rPr>
                 <w:rFonts w:ascii="Times New Roman" w:hAnsi="Times New Roman" w:cs="Times New Roman"/>
                 <w:b/>
                 <w:bCs/>
               </w:rPr>
-              <w:t>{{ empresa</w:t>
-            </w:r>
-            <w:proofErr w:type="gramEnd"/>
-            <w:r>
-              <w:rPr>
-                <w:rFonts w:ascii="Times New Roman" w:hAnsi="Times New Roman" w:cs="Times New Roman"/>
-                <w:b/>
-                <w:bCs/>
-              </w:rPr>
-              <w:t xml:space="preserve"> }}</w:t>
+              <w:t>{{ empresa }}</w:t>
             </w:r>
           </w:p>
         </w:tc>
@@ -1053,7 +929,6 @@
                 <w:szCs w:val="24"/>
               </w:rPr>
             </w:pPr>
-            <w:proofErr w:type="gramStart"/>
             <w:r>
               <w:rPr>
                 <w:b/>
@@ -1061,28 +936,7 @@
                 <w:sz w:val="24"/>
                 <w:szCs w:val="24"/>
               </w:rPr>
-              <w:t xml:space="preserve">{{ </w:t>
-            </w:r>
-            <w:proofErr w:type="spellStart"/>
-            <w:r>
-              <w:rPr>
-                <w:b/>
-                <w:bCs/>
-                <w:sz w:val="24"/>
-                <w:szCs w:val="24"/>
-              </w:rPr>
-              <w:t>funcao</w:t>
-            </w:r>
-            <w:proofErr w:type="spellEnd"/>
-            <w:proofErr w:type="gramEnd"/>
-            <w:r>
-              <w:rPr>
-                <w:b/>
-                <w:bCs/>
-                <w:sz w:val="24"/>
-                <w:szCs w:val="24"/>
-              </w:rPr>
-              <w:t xml:space="preserve"> }}</w:t>
+              <w:t>{{ funcao }}</w:t>
             </w:r>
           </w:p>
         </w:tc>
@@ -1105,15 +959,7 @@
                 <w:rFonts w:ascii="Arial Narrow" w:hAnsi="Arial Narrow"/>
                 <w:color w:val="0F243E" w:themeColor="text2" w:themeShade="80"/>
               </w:rPr>
-              <w:t xml:space="preserve">CONDIÇÕES GERAIS: SEXO </w:t>
-            </w:r>
-            <w:proofErr w:type="gramStart"/>
-            <w:r>
-              <w:rPr>
-                <w:rFonts w:ascii="Arial Narrow" w:hAnsi="Arial Narrow"/>
-                <w:color w:val="0F243E" w:themeColor="text2" w:themeShade="80"/>
-              </w:rPr>
-              <w:t xml:space="preserve">( </w:t>
+              <w:t xml:space="preserve">CONDIÇÕES GERAIS: SEXO ( </w:t>
             </w:r>
             <w:r>
               <w:rPr>
@@ -1127,33 +973,8 @@
                 <w:rFonts w:ascii="Arial Narrow" w:hAnsi="Arial Narrow"/>
                 <w:color w:val="0F243E" w:themeColor="text2" w:themeShade="80"/>
               </w:rPr>
-              <w:t>)</w:t>
-            </w:r>
-            <w:proofErr w:type="gramEnd"/>
-            <w:r>
-              <w:rPr>
-                <w:rFonts w:ascii="Arial Narrow" w:hAnsi="Arial Narrow"/>
-                <w:color w:val="0F243E" w:themeColor="text2" w:themeShade="80"/>
-              </w:rPr>
-              <w:t xml:space="preserve">  MASCULINO</w:t>
-            </w:r>
-            <w:proofErr w:type="gramStart"/>
-            <w:r>
-              <w:rPr>
-                <w:rFonts w:ascii="Arial Narrow" w:hAnsi="Arial Narrow"/>
-                <w:color w:val="0F243E" w:themeColor="text2" w:themeShade="80"/>
-              </w:rPr>
-              <w:t xml:space="preserve">   (</w:t>
-            </w:r>
-            <w:proofErr w:type="gramEnd"/>
-            <w:r>
-              <w:rPr>
-                <w:rFonts w:ascii="Arial Narrow" w:hAnsi="Arial Narrow"/>
-                <w:color w:val="0F243E" w:themeColor="text2" w:themeShade="80"/>
-              </w:rPr>
-              <w:t xml:space="preserve">  </w:t>
-            </w:r>
-            <w:proofErr w:type="gramStart"/>
+              <w:t xml:space="preserve">)  MASCULINO   (  </w:t>
+            </w:r>
             <w:r>
               <w:rPr>
                 <w:rFonts w:ascii="Arial Narrow" w:hAnsi="Arial Narrow"/>
@@ -1166,15 +987,7 @@
                 <w:rFonts w:ascii="Arial Narrow" w:hAnsi="Arial Narrow"/>
                 <w:color w:val="0F243E" w:themeColor="text2" w:themeShade="80"/>
               </w:rPr>
-              <w:t xml:space="preserve"> )</w:t>
-            </w:r>
-            <w:proofErr w:type="gramEnd"/>
-            <w:r>
-              <w:rPr>
-                <w:rFonts w:ascii="Arial Narrow" w:hAnsi="Arial Narrow"/>
-                <w:color w:val="0F243E" w:themeColor="text2" w:themeShade="80"/>
-              </w:rPr>
-              <w:t xml:space="preserve"> FEMININO</w:t>
+              <w:t xml:space="preserve"> ) FEMININO</w:t>
             </w:r>
           </w:p>
           <w:p>
@@ -1312,135 +1125,30 @@
                 <w:rFonts w:ascii="Arial Narrow" w:hAnsi="Arial Narrow"/>
                 <w:color w:val="0F243E" w:themeColor="text2" w:themeShade="80"/>
               </w:rPr>
-              <w:t xml:space="preserve">FUMA?                                    </w:t>
-            </w:r>
-            <w:proofErr w:type="gramStart"/>
-            <w:r>
-              <w:rPr>
-                <w:rFonts w:ascii="Arial Narrow" w:hAnsi="Arial Narrow"/>
-                <w:color w:val="0F243E" w:themeColor="text2" w:themeShade="80"/>
-              </w:rPr>
-              <w:t xml:space="preserve">(  </w:t>
-            </w:r>
-            <w:proofErr w:type="gramEnd"/>
-            <w:r>
-              <w:rPr>
-                <w:rFonts w:ascii="Arial Narrow" w:hAnsi="Arial Narrow"/>
-                <w:color w:val="0F243E" w:themeColor="text2" w:themeShade="80"/>
-              </w:rPr>
-              <w:t xml:space="preserve">  </w:t>
-            </w:r>
-            <w:proofErr w:type="gramStart"/>
-            <w:r>
-              <w:rPr>
-                <w:rFonts w:ascii="Arial Narrow" w:hAnsi="Arial Narrow"/>
-                <w:color w:val="0F243E" w:themeColor="text2" w:themeShade="80"/>
-              </w:rPr>
-              <w:t xml:space="preserve">  )</w:t>
-            </w:r>
-            <w:proofErr w:type="gramEnd"/>
-            <w:r>
-              <w:rPr>
-                <w:rFonts w:ascii="Arial Narrow" w:hAnsi="Arial Narrow"/>
-                <w:color w:val="0F243E" w:themeColor="text2" w:themeShade="80"/>
-              </w:rPr>
-              <w:t xml:space="preserve"> SIM   NÃO</w:t>
-            </w:r>
-            <w:proofErr w:type="gramStart"/>
-            <w:r>
-              <w:rPr>
-                <w:rFonts w:ascii="Arial Narrow" w:hAnsi="Arial Narrow"/>
-                <w:color w:val="0F243E" w:themeColor="text2" w:themeShade="80"/>
-              </w:rPr>
-              <w:t xml:space="preserve">   (</w:t>
-            </w:r>
-            <w:proofErr w:type="gramEnd"/>
-            <w:r>
-              <w:rPr>
-                <w:rFonts w:ascii="Arial Narrow" w:hAnsi="Arial Narrow"/>
-                <w:color w:val="0F243E" w:themeColor="text2" w:themeShade="80"/>
-              </w:rPr>
-              <w:t xml:space="preserve">   </w:t>
-            </w:r>
-            <w:proofErr w:type="gramStart"/>
-            <w:r>
-              <w:rPr>
-                <w:rFonts w:ascii="Arial Narrow" w:hAnsi="Arial Narrow"/>
-                <w:color w:val="0F243E" w:themeColor="text2" w:themeShade="80"/>
-              </w:rPr>
-              <w:t xml:space="preserve">  )</w:t>
-            </w:r>
-            <w:proofErr w:type="gramEnd"/>
-          </w:p>
-          <w:p>
-            <w:pPr>
-              <w:rPr>
-                <w:rFonts w:ascii="Arial Narrow" w:hAnsi="Arial Narrow"/>
-                <w:color w:val="0F243E" w:themeColor="text2" w:themeShade="80"/>
-              </w:rPr>
-            </w:pPr>
-          </w:p>
-          <w:p>
-            <w:pPr>
-              <w:rPr>
-                <w:rFonts w:ascii="Arial Narrow" w:hAnsi="Arial Narrow"/>
-                <w:color w:val="0F243E" w:themeColor="text2" w:themeShade="80"/>
-              </w:rPr>
-            </w:pPr>
-            <w:r>
-              <w:rPr>
-                <w:rFonts w:ascii="Arial Narrow" w:hAnsi="Arial Narrow"/>
-                <w:color w:val="0F243E" w:themeColor="text2" w:themeShade="80"/>
-              </w:rPr>
-              <w:t xml:space="preserve">BEBE?                                     </w:t>
-            </w:r>
-            <w:proofErr w:type="gramStart"/>
-            <w:r>
-              <w:rPr>
-                <w:rFonts w:ascii="Arial Narrow" w:hAnsi="Arial Narrow"/>
-                <w:color w:val="0F243E" w:themeColor="text2" w:themeShade="80"/>
-              </w:rPr>
-              <w:t xml:space="preserve">(  </w:t>
-            </w:r>
-            <w:proofErr w:type="gramEnd"/>
-            <w:r>
-              <w:rPr>
-                <w:rFonts w:ascii="Arial Narrow" w:hAnsi="Arial Narrow"/>
-                <w:color w:val="0F243E" w:themeColor="text2" w:themeShade="80"/>
-              </w:rPr>
-              <w:t xml:space="preserve">  </w:t>
-            </w:r>
-            <w:proofErr w:type="gramStart"/>
-            <w:r>
-              <w:rPr>
-                <w:rFonts w:ascii="Arial Narrow" w:hAnsi="Arial Narrow"/>
-                <w:color w:val="0F243E" w:themeColor="text2" w:themeShade="80"/>
-              </w:rPr>
-              <w:t xml:space="preserve">  )</w:t>
-            </w:r>
-            <w:proofErr w:type="gramEnd"/>
-            <w:r>
-              <w:rPr>
-                <w:rFonts w:ascii="Arial Narrow" w:hAnsi="Arial Narrow"/>
-                <w:color w:val="0F243E" w:themeColor="text2" w:themeShade="80"/>
-              </w:rPr>
-              <w:t xml:space="preserve"> SIM   </w:t>
-            </w:r>
-            <w:proofErr w:type="gramStart"/>
-            <w:r>
-              <w:rPr>
-                <w:rFonts w:ascii="Arial Narrow" w:hAnsi="Arial Narrow"/>
-                <w:color w:val="0F243E" w:themeColor="text2" w:themeShade="80"/>
-              </w:rPr>
-              <w:t>NÃO  (</w:t>
-            </w:r>
-            <w:proofErr w:type="gramEnd"/>
-            <w:r>
-              <w:rPr>
-                <w:rFonts w:ascii="Arial Narrow" w:hAnsi="Arial Narrow"/>
-                <w:color w:val="0F243E" w:themeColor="text2" w:themeShade="80"/>
-              </w:rPr>
-              <w:t xml:space="preserve">  </w:t>
+              <w:t>FUMA?                                    (      ) SIM   NÃO   (     )</w:t>
+            </w:r>
+          </w:p>
+          <w:p>
+            <w:pPr>
+              <w:rPr>
+                <w:rFonts w:ascii="Arial Narrow" w:hAnsi="Arial Narrow"/>
+                <w:color w:val="0F243E" w:themeColor="text2" w:themeShade="80"/>
+              </w:rPr>
+            </w:pPr>
+          </w:p>
+          <w:p>
+            <w:pPr>
+              <w:rPr>
+                <w:rFonts w:ascii="Arial Narrow" w:hAnsi="Arial Narrow"/>
+                <w:color w:val="0F243E" w:themeColor="text2" w:themeShade="80"/>
+              </w:rPr>
+            </w:pPr>
+            <w:r>
+              <w:rPr>
+                <w:rFonts w:ascii="Arial Narrow" w:hAnsi="Arial Narrow"/>
+                <w:color w:val="0F243E" w:themeColor="text2" w:themeShade="80"/>
+              </w:rPr>
+              <w:t xml:space="preserve">BEBE?                                     (      ) SIM   NÃO  (  </w:t>
             </w:r>
             <w:r>
               <w:rPr>
@@ -1449,92 +1157,35 @@
               </w:rPr>
               <w:t xml:space="preserve"> </w:t>
             </w:r>
-            <w:proofErr w:type="gramStart"/>
-            <w:r>
-              <w:rPr>
-                <w:rFonts w:ascii="Arial Narrow" w:hAnsi="Arial Narrow"/>
-                <w:color w:val="0F243E" w:themeColor="text2" w:themeShade="80"/>
-              </w:rPr>
-              <w:t xml:space="preserve">  )</w:t>
-            </w:r>
-            <w:proofErr w:type="gramEnd"/>
-            <w:r>
-              <w:rPr>
-                <w:rFonts w:ascii="Arial Narrow" w:hAnsi="Arial Narrow"/>
-                <w:color w:val="0F243E" w:themeColor="text2" w:themeShade="80"/>
-              </w:rPr>
-              <w:t xml:space="preserve"> </w:t>
-            </w:r>
-          </w:p>
-          <w:p>
-            <w:pPr>
-              <w:rPr>
-                <w:rFonts w:ascii="Arial Narrow" w:hAnsi="Arial Narrow"/>
-                <w:color w:val="0F243E" w:themeColor="text2" w:themeShade="80"/>
-              </w:rPr>
-            </w:pPr>
-          </w:p>
-          <w:p>
-            <w:pPr>
-              <w:rPr>
-                <w:rFonts w:ascii="Arial Narrow" w:hAnsi="Arial Narrow"/>
-                <w:color w:val="0F243E" w:themeColor="text2" w:themeShade="80"/>
-              </w:rPr>
-            </w:pPr>
-            <w:r>
-              <w:rPr>
-                <w:rFonts w:ascii="Arial Narrow" w:hAnsi="Arial Narrow"/>
-                <w:color w:val="0F243E" w:themeColor="text2" w:themeShade="80"/>
-              </w:rPr>
-              <w:t xml:space="preserve">FAZ ATIVIDADES FÍSICAS?  </w:t>
-            </w:r>
-            <w:proofErr w:type="gramStart"/>
-            <w:r>
-              <w:rPr>
-                <w:rFonts w:ascii="Arial Narrow" w:hAnsi="Arial Narrow"/>
-                <w:color w:val="0F243E" w:themeColor="text2" w:themeShade="80"/>
-              </w:rPr>
-              <w:t>(    )</w:t>
-            </w:r>
-            <w:proofErr w:type="gramEnd"/>
-            <w:r>
-              <w:rPr>
-                <w:rFonts w:ascii="Arial Narrow" w:hAnsi="Arial Narrow"/>
-                <w:color w:val="0F243E" w:themeColor="text2" w:themeShade="80"/>
-              </w:rPr>
-              <w:t xml:space="preserve"> SIM   NÃO</w:t>
-            </w:r>
-            <w:proofErr w:type="gramStart"/>
-            <w:r>
-              <w:rPr>
-                <w:rFonts w:ascii="Arial Narrow" w:hAnsi="Arial Narrow"/>
-                <w:color w:val="0F243E" w:themeColor="text2" w:themeShade="80"/>
-              </w:rPr>
-              <w:t xml:space="preserve">   (</w:t>
-            </w:r>
-            <w:proofErr w:type="gramEnd"/>
-            <w:r>
-              <w:rPr>
-                <w:rFonts w:ascii="Arial Narrow" w:hAnsi="Arial Narrow"/>
-                <w:color w:val="0F243E" w:themeColor="text2" w:themeShade="80"/>
-              </w:rPr>
-              <w:t xml:space="preserve">    </w:t>
-            </w:r>
-            <w:proofErr w:type="gramStart"/>
-            <w:r>
-              <w:rPr>
-                <w:rFonts w:ascii="Arial Narrow" w:hAnsi="Arial Narrow"/>
-                <w:color w:val="0F243E" w:themeColor="text2" w:themeShade="80"/>
-              </w:rPr>
-              <w:t xml:space="preserve">  )</w:t>
-            </w:r>
-            <w:proofErr w:type="gramEnd"/>
-            <w:r>
-              <w:rPr>
-                <w:rFonts w:ascii="Arial Narrow" w:hAnsi="Arial Narrow"/>
-                <w:color w:val="0F243E" w:themeColor="text2" w:themeShade="80"/>
-              </w:rPr>
-              <w:t xml:space="preserve">  </w:t>
+            <w:r>
+              <w:rPr>
+                <w:rFonts w:ascii="Arial Narrow" w:hAnsi="Arial Narrow"/>
+                <w:color w:val="0F243E" w:themeColor="text2" w:themeShade="80"/>
+              </w:rPr>
+              <w:t xml:space="preserve">  ) </w:t>
+            </w:r>
+          </w:p>
+          <w:p>
+            <w:pPr>
+              <w:rPr>
+                <w:rFonts w:ascii="Arial Narrow" w:hAnsi="Arial Narrow"/>
+                <w:color w:val="0F243E" w:themeColor="text2" w:themeShade="80"/>
+              </w:rPr>
+            </w:pPr>
+          </w:p>
+          <w:p>
+            <w:pPr>
+              <w:rPr>
+                <w:rFonts w:ascii="Arial Narrow" w:hAnsi="Arial Narrow"/>
+                <w:color w:val="0F243E" w:themeColor="text2" w:themeShade="80"/>
+              </w:rPr>
+            </w:pPr>
+            <w:r>
+              <w:rPr>
+                <w:rFonts w:ascii="Arial Narrow" w:hAnsi="Arial Narrow"/>
+                <w:color w:val="0F243E" w:themeColor="text2" w:themeShade="80"/>
+              </w:rPr>
+              <w:t xml:space="preserve">FAZ ATIVIDADES FÍSICAS?  (    ) SIM   NÃO   (      )  </w:t>
             </w:r>
           </w:p>
         </w:tc>
@@ -1814,7 +1465,6 @@
                 <w:color w:val="0F243E" w:themeColor="text2" w:themeShade="80"/>
               </w:rPr>
             </w:pPr>
-            <w:proofErr w:type="gramStart"/>
             <w:r>
               <w:rPr>
                 <w:rFonts w:ascii="Arial Narrow" w:hAnsi="Arial Narrow"/>
@@ -1822,17 +1472,7 @@
                 <w:color w:val="0F243E" w:themeColor="text2" w:themeShade="80"/>
                 <w:u w:val="single"/>
               </w:rPr>
-              <w:t>OBSERVAÇOES :</w:t>
-            </w:r>
-            <w:proofErr w:type="gramEnd"/>
-            <w:r>
-              <w:rPr>
-                <w:rFonts w:ascii="Arial Narrow" w:hAnsi="Arial Narrow"/>
-                <w:b/>
-                <w:color w:val="0F243E" w:themeColor="text2" w:themeShade="80"/>
-                <w:u w:val="single"/>
-              </w:rPr>
-              <w:t xml:space="preserve"> </w:t>
+              <w:t xml:space="preserve">OBSERVAÇOES : </w:t>
             </w:r>
             <w:r>
               <w:rPr>
@@ -2090,47 +1730,7 @@
         <w:sz w:val="16"/>
         <w:szCs w:val="16"/>
       </w:rPr>
-      <w:t>TRAVESSA DO CHACO, Nº2546</w:t>
-    </w:r>
-    <w:r>
-      <w:rPr>
-        <w:rFonts w:ascii="Arial Narrow" w:hAnsi="Arial Narrow"/>
-        <w:sz w:val="16"/>
-        <w:szCs w:val="16"/>
-      </w:rPr>
-      <w:t xml:space="preserve">, ENTRE </w:t>
-    </w:r>
-    <w:r>
-      <w:rPr>
-        <w:rFonts w:ascii="Arial Narrow" w:hAnsi="Arial Narrow"/>
-        <w:sz w:val="16"/>
-        <w:szCs w:val="16"/>
-      </w:rPr>
-      <w:t>ALMIRANTE BARROSO</w:t>
-    </w:r>
-    <w:r>
-      <w:rPr>
-        <w:rFonts w:ascii="Arial Narrow" w:hAnsi="Arial Narrow"/>
-        <w:sz w:val="16"/>
-        <w:szCs w:val="16"/>
-      </w:rPr>
-      <w:t xml:space="preserve"> E </w:t>
-    </w:r>
-    <w:r>
-      <w:rPr>
-        <w:rFonts w:ascii="Arial Narrow" w:hAnsi="Arial Narrow"/>
-        <w:sz w:val="16"/>
-        <w:szCs w:val="16"/>
-      </w:rPr>
-      <w:t>JOÃO PAULO</w:t>
-    </w:r>
-    <w:r>
-      <w:rPr>
-        <w:rFonts w:ascii="Arial Narrow" w:hAnsi="Arial Narrow"/>
-        <w:sz w:val="16"/>
-        <w:szCs w:val="16"/>
-      </w:rPr>
-      <w:t xml:space="preserve"> – BELÉM – PA </w:t>
+      <w:t>{{ENDEREÇO}}</w:t>
     </w:r>
   </w:p>
   <w:p>
@@ -3054,12 +2654,17 @@
     <w:pitch w:val="variable"/>
     <w:sig w:usb0="E0002EFF" w:usb1="C000785B" w:usb2="00000009" w:usb3="00000000" w:csb0="000001FF" w:csb1="00000000"/>
   </w:font>
-  <w:font w:name="Calibri Light">
-    <w:panose1 w:val="020F0302020204030204"/>
+  <w:font w:name="Aptos">
     <w:charset w:val="00"/>
     <w:family w:val="swiss"/>
     <w:pitch w:val="variable"/>
-    <w:sig w:usb0="E4002EFF" w:usb1="C000247B" w:usb2="00000009" w:usb3="00000000" w:csb0="000001FF" w:csb1="00000000"/>
+    <w:sig w:usb0="20000287" w:usb1="00000003" w:usb2="00000000" w:usb3="00000000" w:csb0="0000019F" w:csb1="00000000"/>
+  </w:font>
+  <w:font w:name="Aptos Display">
+    <w:charset w:val="00"/>
+    <w:family w:val="swiss"/>
+    <w:pitch w:val="variable"/>
+    <w:sig w:usb0="20000287" w:usb1="00000003" w:usb2="00000000" w:usb3="00000000" w:csb0="0000019F" w:csb1="00000000"/>
   </w:font>
 </w:fonts>
 </file>
@@ -3315,6 +2920,7 @@
     <w:rsid w:val="008B30BC"/>
     <w:rsid w:val="008B3699"/>
     <w:rsid w:val="008D1107"/>
+    <w:rsid w:val="008E6C5C"/>
     <w:rsid w:val="008E7C81"/>
     <w:rsid w:val="008F6217"/>
     <w:rsid w:val="009026FB"/>
@@ -3336,6 +2942,7 @@
     <w:rsid w:val="009863A8"/>
     <w:rsid w:val="00990FF1"/>
     <w:rsid w:val="00995431"/>
+    <w:rsid w:val="009A18F9"/>
     <w:rsid w:val="009A2A5C"/>
     <w:rsid w:val="009D09DE"/>
     <w:rsid w:val="009D5F1C"/>
